--- a/chapters/09/core/AIHE-D01/supp/AIHE-D/docx/AIHE-D_template.docx
+++ b/chapters/09/core/AIHE-D01/supp/AIHE-D/docx/AIHE-D_template.docx
@@ -5,7 +5,7 @@
     <w:p>
       <w:pPr>
         <w:pStyle w:val="Title"/>
-        <w:jc w:val="center"/>
+        <w:jc w:val="centre"/>
       </w:pPr>
       <w:r>
         <w:rPr>
@@ -27,7 +27,7 @@
     </w:p>
     <w:p>
       <w:pPr>
-        <w:jc w:val="center"/>
+        <w:jc w:val="centre"/>
       </w:pPr>
       <w:r>
         <w:rPr>
@@ -41,7 +41,7 @@
       <w:tblPr>
         <w:tblStyle w:val="TableGrid"/>
         <w:tblW w:type="auto" w:w="0"/>
-        <w:jc w:val="center"/>
+        <w:jc w:val="centre"/>
         <w:tblLook w:firstColumn="1" w:firstRow="1" w:lastColumn="0" w:lastRow="0" w:noHBand="0" w:noVBand="1" w:val="04A0"/>
       </w:tblPr>
       <w:tblGrid>
@@ -110,7 +110,7 @@
               <w:bottom w:w="80" w:type="dxa"/>
               <w:end w:w="80" w:type="dxa"/>
             </w:tcMar>
-            <w:vAlign w:val="center"/>
+            <w:vAlign w:val="centre"/>
           </w:tcPr>
           <w:p>
             <w:pPr>
@@ -184,7 +184,7 @@
               <w:bottom w:w="80" w:type="dxa"/>
               <w:end w:w="80" w:type="dxa"/>
             </w:tcMar>
-            <w:vAlign w:val="center"/>
+            <w:vAlign w:val="centre"/>
           </w:tcPr>
           <w:p>
             <w:pPr>
@@ -252,12 +252,12 @@
     </w:p>
     <w:p>
       <w:r>
-        <w:t>Complete the fields with the multidisciplinary team. Record evidence sources, assumptions, limitations, owners, dates, and decision thresholds. Use synthetic or appropriately governed data only. The worked example is fictional and is provided for teaching.</w:t>
+        <w:t>Complete the fields with the multidisciplinary team. Record evidence sources, assumptions, limitations, owners, dates, and decision thresholds. Use synthetic or appropriately governed data only. The worked example is fictional and is provided as a synthetic demonstration.</w:t>
       </w:r>
     </w:p>
     <w:p>
       <w:r>
-        <w:t>This digital resource provides a practical tool that can be adapted for teaching, hospital governance, or project planning. The tool is intentionally generic and should be localized to legal, regulatory, institutional, and clinical requirements before use.</w:t>
+        <w:t>This digital resource provides a practical tool that can be adapted for institutional governance, project planning, or self-directed analysis. The tool is intentionally generic and should be localized to legal, regulatory, institutional, and clinical requirements before use.</w:t>
       </w:r>
     </w:p>
     <w:p>
@@ -269,7 +269,7 @@
       <w:tblPr>
         <w:tblStyle w:val="TableGrid"/>
         <w:tblW w:type="auto" w:w="0"/>
-        <w:jc w:val="center"/>
+        <w:jc w:val="centre"/>
         <w:tblLook w:firstColumn="1" w:firstRow="1" w:lastColumn="0" w:lastRow="0" w:noHBand="0" w:noVBand="1" w:val="04A0"/>
       </w:tblPr>
       <w:tblGrid>
@@ -284,7 +284,7 @@
         <w:tc>
           <w:tcPr>
             <w:tcW w:type="dxa" w:w="3456"/>
-            <w:vAlign w:val="center"/>
+            <w:vAlign w:val="centre"/>
             <w:tcMar>
               <w:top w:w="80" w:type="dxa"/>
               <w:start w:w="80" w:type="dxa"/>
@@ -305,7 +305,7 @@
         <w:tc>
           <w:tcPr>
             <w:tcW w:type="dxa" w:w="3456"/>
-            <w:vAlign w:val="center"/>
+            <w:vAlign w:val="centre"/>
             <w:tcMar>
               <w:top w:w="80" w:type="dxa"/>
               <w:start w:w="80" w:type="dxa"/>
@@ -326,7 +326,7 @@
         <w:tc>
           <w:tcPr>
             <w:tcW w:type="dxa" w:w="3456"/>
-            <w:vAlign w:val="center"/>
+            <w:vAlign w:val="centre"/>
             <w:tcMar>
               <w:top w:w="80" w:type="dxa"/>
               <w:start w:w="80" w:type="dxa"/>
@@ -349,7 +349,7 @@
         <w:tc>
           <w:tcPr>
             <w:tcW w:type="dxa" w:w="3456"/>
-            <w:vAlign w:val="center"/>
+            <w:vAlign w:val="centre"/>
             <w:tcMar>
               <w:top w:w="80" w:type="dxa"/>
               <w:start w:w="80" w:type="dxa"/>
@@ -366,7 +366,7 @@
         <w:tc>
           <w:tcPr>
             <w:tcW w:type="dxa" w:w="3456"/>
-            <w:vAlign w:val="center"/>
+            <w:vAlign w:val="centre"/>
             <w:tcMar>
               <w:top w:w="80" w:type="dxa"/>
               <w:start w:w="80" w:type="dxa"/>
@@ -393,7 +393,7 @@
         <w:tc>
           <w:tcPr>
             <w:tcW w:type="dxa" w:w="3456"/>
-            <w:vAlign w:val="center"/>
+            <w:vAlign w:val="centre"/>
             <w:tcMar>
               <w:top w:w="80" w:type="dxa"/>
               <w:start w:w="80" w:type="dxa"/>
@@ -422,7 +422,7 @@
         <w:tc>
           <w:tcPr>
             <w:tcW w:type="dxa" w:w="3456"/>
-            <w:vAlign w:val="center"/>
+            <w:vAlign w:val="centre"/>
             <w:tcMar>
               <w:top w:w="80" w:type="dxa"/>
               <w:start w:w="80" w:type="dxa"/>
@@ -439,7 +439,7 @@
         <w:tc>
           <w:tcPr>
             <w:tcW w:type="dxa" w:w="3456"/>
-            <w:vAlign w:val="center"/>
+            <w:vAlign w:val="centre"/>
             <w:tcMar>
               <w:top w:w="80" w:type="dxa"/>
               <w:start w:w="80" w:type="dxa"/>
@@ -466,7 +466,7 @@
         <w:tc>
           <w:tcPr>
             <w:tcW w:type="dxa" w:w="3456"/>
-            <w:vAlign w:val="center"/>
+            <w:vAlign w:val="centre"/>
             <w:tcMar>
               <w:top w:w="80" w:type="dxa"/>
               <w:start w:w="80" w:type="dxa"/>
@@ -495,7 +495,7 @@
         <w:tc>
           <w:tcPr>
             <w:tcW w:type="dxa" w:w="3456"/>
-            <w:vAlign w:val="center"/>
+            <w:vAlign w:val="centre"/>
             <w:tcMar>
               <w:top w:w="80" w:type="dxa"/>
               <w:start w:w="80" w:type="dxa"/>
@@ -512,7 +512,7 @@
         <w:tc>
           <w:tcPr>
             <w:tcW w:type="dxa" w:w="3456"/>
-            <w:vAlign w:val="center"/>
+            <w:vAlign w:val="centre"/>
             <w:tcMar>
               <w:top w:w="80" w:type="dxa"/>
               <w:start w:w="80" w:type="dxa"/>
@@ -539,7 +539,7 @@
         <w:tc>
           <w:tcPr>
             <w:tcW w:type="dxa" w:w="3456"/>
-            <w:vAlign w:val="center"/>
+            <w:vAlign w:val="centre"/>
             <w:tcMar>
               <w:top w:w="80" w:type="dxa"/>
               <w:start w:w="80" w:type="dxa"/>
@@ -568,7 +568,7 @@
         <w:tc>
           <w:tcPr>
             <w:tcW w:type="dxa" w:w="3456"/>
-            <w:vAlign w:val="center"/>
+            <w:vAlign w:val="centre"/>
             <w:tcMar>
               <w:top w:w="80" w:type="dxa"/>
               <w:start w:w="80" w:type="dxa"/>
@@ -585,7 +585,7 @@
         <w:tc>
           <w:tcPr>
             <w:tcW w:type="dxa" w:w="3456"/>
-            <w:vAlign w:val="center"/>
+            <w:vAlign w:val="centre"/>
             <w:tcMar>
               <w:top w:w="80" w:type="dxa"/>
               <w:start w:w="80" w:type="dxa"/>
@@ -612,7 +612,7 @@
         <w:tc>
           <w:tcPr>
             <w:tcW w:type="dxa" w:w="3456"/>
-            <w:vAlign w:val="center"/>
+            <w:vAlign w:val="centre"/>
             <w:tcMar>
               <w:top w:w="80" w:type="dxa"/>
               <w:start w:w="80" w:type="dxa"/>
@@ -641,7 +641,7 @@
         <w:tc>
           <w:tcPr>
             <w:tcW w:type="dxa" w:w="3456"/>
-            <w:vAlign w:val="center"/>
+            <w:vAlign w:val="centre"/>
             <w:tcMar>
               <w:top w:w="80" w:type="dxa"/>
               <w:start w:w="80" w:type="dxa"/>
@@ -658,7 +658,7 @@
         <w:tc>
           <w:tcPr>
             <w:tcW w:type="dxa" w:w="3456"/>
-            <w:vAlign w:val="center"/>
+            <w:vAlign w:val="centre"/>
             <w:tcMar>
               <w:top w:w="80" w:type="dxa"/>
               <w:start w:w="80" w:type="dxa"/>
@@ -685,7 +685,7 @@
         <w:tc>
           <w:tcPr>
             <w:tcW w:type="dxa" w:w="3456"/>
-            <w:vAlign w:val="center"/>
+            <w:vAlign w:val="centre"/>
             <w:tcMar>
               <w:top w:w="80" w:type="dxa"/>
               <w:start w:w="80" w:type="dxa"/>
@@ -714,7 +714,7 @@
         <w:tc>
           <w:tcPr>
             <w:tcW w:type="dxa" w:w="3456"/>
-            <w:vAlign w:val="center"/>
+            <w:vAlign w:val="centre"/>
             <w:tcMar>
               <w:top w:w="80" w:type="dxa"/>
               <w:start w:w="80" w:type="dxa"/>
@@ -731,7 +731,7 @@
         <w:tc>
           <w:tcPr>
             <w:tcW w:type="dxa" w:w="3456"/>
-            <w:vAlign w:val="center"/>
+            <w:vAlign w:val="centre"/>
             <w:tcMar>
               <w:top w:w="80" w:type="dxa"/>
               <w:start w:w="80" w:type="dxa"/>
@@ -758,7 +758,7 @@
         <w:tc>
           <w:tcPr>
             <w:tcW w:type="dxa" w:w="3456"/>
-            <w:vAlign w:val="center"/>
+            <w:vAlign w:val="centre"/>
             <w:tcMar>
               <w:top w:w="80" w:type="dxa"/>
               <w:start w:w="80" w:type="dxa"/>
@@ -787,7 +787,7 @@
         <w:tc>
           <w:tcPr>
             <w:tcW w:type="dxa" w:w="3456"/>
-            <w:vAlign w:val="center"/>
+            <w:vAlign w:val="centre"/>
             <w:tcMar>
               <w:top w:w="80" w:type="dxa"/>
               <w:start w:w="80" w:type="dxa"/>
@@ -804,7 +804,7 @@
         <w:tc>
           <w:tcPr>
             <w:tcW w:type="dxa" w:w="3456"/>
-            <w:vAlign w:val="center"/>
+            <w:vAlign w:val="centre"/>
             <w:tcMar>
               <w:top w:w="80" w:type="dxa"/>
               <w:start w:w="80" w:type="dxa"/>
@@ -831,7 +831,7 @@
         <w:tc>
           <w:tcPr>
             <w:tcW w:type="dxa" w:w="3456"/>
-            <w:vAlign w:val="center"/>
+            <w:vAlign w:val="centre"/>
             <w:tcMar>
               <w:top w:w="80" w:type="dxa"/>
               <w:start w:w="80" w:type="dxa"/>
@@ -1007,14 +1007,14 @@
   <w:p>
     <w:pPr>
       <w:pStyle w:val="Footer"/>
-      <w:jc w:val="center"/>
+      <w:jc w:val="centre"/>
     </w:pPr>
     <w:r>
       <w:rPr>
-        <w:color w:val="646464"/>
-        <w:sz w:val="14"/>
-      </w:rPr>
-      <w:t>Copyright © 2026 Author(s) of Artificial Intelligence and Healthcare Economics | V1.0 | CC BY-NC 4.0 content notice</w:t>
+        <w:color w:val="5F5A5B"/>
+        <w:sz w:val="15"/>
+      </w:rPr>
+      <w:t>Muthana Zouri · Carmen Marinela Cumpăt · Grigore T. Popa University of Medicine and Pharmacy Publishing House · 2026</w:t>
     </w:r>
   </w:p>
 </w:ftr>
@@ -1045,7 +1045,25 @@
   <w:p>
     <w:pPr>
       <w:pStyle w:val="Header"/>
-    </w:pPr>
+      <w:jc w:val="centre"/>
+    </w:pPr>
+    <w:r/>
+    <w:r>
+      <w:rPr>
+        <w:rFonts w:ascii="Georgia" w:hAnsi="Georgia"/>
+        <w:b/>
+        <w:color w:val="7B1734"/>
+        <w:sz w:val="17"/>
+      </w:rPr>
+      <w:t>Artificial Intelligence and Healthcare Economics</w:t>
+    </w:r>
+    <w:r>
+      <w:rPr>
+        <w:color w:val="5F5A5B"/>
+        <w:sz w:val="16"/>
+      </w:rPr>
+      <w:t xml:space="preserve"> · Digital Resource Companion · V1.0</w:t>
+    </w:r>
   </w:p>
 </w:hdr>
 </file>
@@ -1447,7 +1465,7 @@
     <w:rsid w:val="00E618BF"/>
     <w:pPr>
       <w:tabs>
-        <w:tab w:val="center" w:pos="4680"/>
+        <w:tab w:val="centre" w:pos="4680"/>
         <w:tab w:val="right" w:pos="9360"/>
       </w:tabs>
       <w:spacing w:after="0" w:line="240" w:lineRule="auto"/>
@@ -1469,7 +1487,7 @@
     <w:rsid w:val="00E618BF"/>
     <w:pPr>
       <w:tabs>
-        <w:tab w:val="center" w:pos="4680"/>
+        <w:tab w:val="centre" w:pos="4680"/>
         <w:tab w:val="right" w:pos="9360"/>
       </w:tabs>
       <w:spacing w:after="0" w:line="240" w:lineRule="auto"/>
